--- a/backend-exhibits/ShareFile to ShareFile Standard Plan - Standard Include.docx
+++ b/backend-exhibits/ShareFile to ShareFile Standard Plan - Standard Include.docx
@@ -45,14 +45,14 @@
               <w:ind w:left="42"/>
               <w:jc w:val="center"/>
               <w:rPr>
-                <w:rFonts w:ascii="Arial" w:hAnsi="Arial" w:cs="Arial"/>
+                <w:rFonts w:ascii="Arial" w:hAnsi="Arial" w:cs="Arial" w:eastAsia="Arial"/>
                 <w:sz w:val="21"/>
                 <w:szCs w:val="21"/>
               </w:rPr>
             </w:pPr>
             <w:r>
               <w:rPr>
-                <w:rFonts w:ascii="Arial" w:eastAsia="Arial" w:hAnsi="Arial" w:cs="Arial"/>
+                <w:rFonts w:ascii="Arial" w:hAnsi="Arial" w:cs="Arial" w:eastAsia="Arial"/>
                 <w:b/>
                 <w:sz w:val="21"/>
                 <w:szCs w:val="21"/>
@@ -62,7 +62,7 @@
             <w:proofErr w:type="gramStart"/>
             <w:r>
               <w:rPr>
-                <w:rFonts w:ascii="Arial" w:eastAsia="Arial" w:hAnsi="Arial" w:cs="Arial"/>
+                <w:rFonts w:ascii="Arial" w:hAnsi="Arial" w:cs="Arial" w:eastAsia="Arial"/>
                 <w:b/>
                 <w:sz w:val="21"/>
                 <w:szCs w:val="21"/>
@@ -72,7 +72,7 @@
             <w:proofErr w:type="gramEnd"/>
             <w:r>
               <w:rPr>
-                <w:rFonts w:ascii="Arial" w:eastAsia="Arial" w:hAnsi="Arial" w:cs="Arial"/>
+                <w:rFonts w:ascii="Arial" w:hAnsi="Arial" w:cs="Arial" w:eastAsia="Arial"/>
                 <w:b/>
                 <w:sz w:val="21"/>
                 <w:szCs w:val="21"/>
@@ -100,14 +100,14 @@
             <w:pPr>
               <w:ind w:left="3"/>
               <w:rPr>
-                <w:rFonts w:ascii="Arial" w:hAnsi="Arial" w:cs="Arial"/>
+                <w:rFonts w:ascii="Arial" w:hAnsi="Arial" w:cs="Arial" w:eastAsia="Arial"/>
                 <w:sz w:val="21"/>
                 <w:szCs w:val="21"/>
               </w:rPr>
             </w:pPr>
             <w:r>
               <w:rPr>
-                <w:rFonts w:ascii="Arial" w:eastAsia="Arial" w:hAnsi="Arial" w:cs="Arial"/>
+                <w:rFonts w:ascii="Arial" w:hAnsi="Arial" w:cs="Arial" w:eastAsia="Arial"/>
                 <w:b/>
                 <w:sz w:val="21"/>
                 <w:szCs w:val="21"/>
@@ -129,14 +129,14 @@
           <w:p>
             <w:pPr>
               <w:rPr>
-                <w:rFonts w:ascii="Arial" w:hAnsi="Arial" w:cs="Arial"/>
+                <w:rFonts w:ascii="Arial" w:hAnsi="Arial" w:cs="Arial" w:eastAsia="Arial"/>
                 <w:sz w:val="21"/>
                 <w:szCs w:val="21"/>
               </w:rPr>
             </w:pPr>
             <w:r>
               <w:rPr>
-                <w:rFonts w:ascii="Arial" w:eastAsia="Arial" w:hAnsi="Arial" w:cs="Arial"/>
+                <w:rFonts w:ascii="Arial" w:hAnsi="Arial" w:cs="Arial" w:eastAsia="Arial"/>
                 <w:sz w:val="21"/>
                 <w:szCs w:val="21"/>
               </w:rPr>
@@ -163,14 +163,14 @@
             <w:pPr>
               <w:ind w:left="3"/>
               <w:rPr>
-                <w:rFonts w:ascii="Arial" w:hAnsi="Arial" w:cs="Arial"/>
+                <w:rFonts w:ascii="Arial" w:hAnsi="Arial" w:cs="Arial" w:eastAsia="Arial"/>
                 <w:sz w:val="21"/>
                 <w:szCs w:val="21"/>
               </w:rPr>
             </w:pPr>
             <w:r>
               <w:rPr>
-                <w:rFonts w:ascii="Arial" w:eastAsia="Arial" w:hAnsi="Arial" w:cs="Arial"/>
+                <w:rFonts w:ascii="Arial" w:hAnsi="Arial" w:cs="Arial" w:eastAsia="Arial"/>
                 <w:b/>
                 <w:sz w:val="21"/>
                 <w:szCs w:val="21"/>
@@ -192,14 +192,14 @@
           <w:p>
             <w:pPr>
               <w:rPr>
-                <w:rFonts w:ascii="Arial" w:hAnsi="Arial" w:cs="Arial"/>
+                <w:rFonts w:ascii="Arial" w:hAnsi="Arial" w:cs="Arial" w:eastAsia="Arial"/>
                 <w:sz w:val="21"/>
                 <w:szCs w:val="21"/>
               </w:rPr>
             </w:pPr>
             <w:r>
               <w:rPr>
-                <w:rFonts w:ascii="Arial" w:eastAsia="Arial" w:hAnsi="Arial" w:cs="Arial"/>
+                <w:rFonts w:ascii="Arial" w:hAnsi="Arial" w:cs="Arial" w:eastAsia="Arial"/>
                 <w:sz w:val="21"/>
                 <w:szCs w:val="21"/>
               </w:rPr>
@@ -226,14 +226,14 @@
             <w:pPr>
               <w:ind w:left="3"/>
               <w:rPr>
-                <w:rFonts w:ascii="Arial" w:hAnsi="Arial" w:cs="Arial"/>
+                <w:rFonts w:ascii="Arial" w:hAnsi="Arial" w:cs="Arial" w:eastAsia="Arial"/>
                 <w:sz w:val="21"/>
                 <w:szCs w:val="21"/>
               </w:rPr>
             </w:pPr>
             <w:r>
               <w:rPr>
-                <w:rFonts w:ascii="Arial" w:eastAsia="Arial" w:hAnsi="Arial" w:cs="Arial"/>
+                <w:rFonts w:ascii="Arial" w:hAnsi="Arial" w:cs="Arial" w:eastAsia="Arial"/>
                 <w:b/>
                 <w:sz w:val="21"/>
                 <w:szCs w:val="21"/>
@@ -255,7 +255,7 @@
           <w:p>
             <w:pPr>
               <w:rPr>
-                <w:rFonts w:ascii="Arial" w:hAnsi="Arial" w:cs="Arial"/>
+                <w:rFonts w:ascii="Arial" w:hAnsi="Arial" w:cs="Arial" w:eastAsia="Arial"/>
                 <w:sz w:val="21"/>
                 <w:szCs w:val="21"/>
               </w:rPr>
@@ -263,7 +263,7 @@
             <w:proofErr w:type="spellStart"/>
             <w:r>
               <w:rPr>
-                <w:rFonts w:ascii="Arial" w:eastAsia="Arial" w:hAnsi="Arial" w:cs="Arial"/>
+                <w:rFonts w:ascii="Arial" w:hAnsi="Arial" w:cs="Arial" w:eastAsia="Arial"/>
                 <w:sz w:val="21"/>
                 <w:szCs w:val="21"/>
               </w:rPr>
@@ -272,7 +272,7 @@
             <w:proofErr w:type="spellEnd"/>
             <w:r>
               <w:rPr>
-                <w:rFonts w:ascii="Arial" w:eastAsia="Arial" w:hAnsi="Arial" w:cs="Arial"/>
+                <w:rFonts w:ascii="Arial" w:hAnsi="Arial" w:cs="Arial" w:eastAsia="Arial"/>
                 <w:sz w:val="21"/>
                 <w:szCs w:val="21"/>
               </w:rPr>
@@ -280,7 +280,7 @@
             </w:r>
             <w:r>
               <w:rPr>
-                <w:rFonts w:ascii="Arial" w:eastAsia="Times New Roman" w:hAnsi="Arial" w:cs="Arial"/>
+                <w:rFonts w:ascii="Arial" w:hAnsi="Arial" w:cs="Arial" w:eastAsia="Arial"/>
                 <w:sz w:val="21"/>
                 <w:szCs w:val="21"/>
               </w:rPr>
@@ -307,14 +307,14 @@
             <w:pPr>
               <w:ind w:left="3"/>
               <w:rPr>
-                <w:rFonts w:ascii="Arial" w:hAnsi="Arial" w:cs="Arial"/>
+                <w:rFonts w:ascii="Arial" w:hAnsi="Arial" w:cs="Arial" w:eastAsia="Arial"/>
                 <w:sz w:val="21"/>
                 <w:szCs w:val="21"/>
               </w:rPr>
             </w:pPr>
             <w:r>
               <w:rPr>
-                <w:rFonts w:ascii="Arial" w:eastAsia="Arial" w:hAnsi="Arial" w:cs="Arial"/>
+                <w:rFonts w:ascii="Arial" w:hAnsi="Arial" w:cs="Arial" w:eastAsia="Arial"/>
                 <w:b/>
                 <w:sz w:val="21"/>
                 <w:szCs w:val="21"/>
@@ -337,7 +337,7 @@
           <w:p>
             <w:pPr>
               <w:rPr>
-                <w:rFonts w:ascii="Arial" w:hAnsi="Arial" w:cs="Arial"/>
+                <w:rFonts w:ascii="Arial" w:hAnsi="Arial" w:cs="Arial" w:eastAsia="Arial"/>
                 <w:sz w:val="21"/>
                 <w:szCs w:val="21"/>
               </w:rPr>
@@ -345,7 +345,7 @@
             <w:proofErr w:type="spellStart"/>
             <w:r>
               <w:rPr>
-                <w:rFonts w:ascii="Arial" w:eastAsia="Arial" w:hAnsi="Arial" w:cs="Arial"/>
+                <w:rFonts w:ascii="Arial" w:hAnsi="Arial" w:cs="Arial" w:eastAsia="Arial"/>
                 <w:sz w:val="21"/>
                 <w:szCs w:val="21"/>
               </w:rPr>
@@ -354,7 +354,7 @@
             <w:proofErr w:type="spellEnd"/>
             <w:r>
               <w:rPr>
-                <w:rFonts w:ascii="Arial" w:eastAsia="Arial" w:hAnsi="Arial" w:cs="Arial"/>
+                <w:rFonts w:ascii="Arial" w:hAnsi="Arial" w:cs="Arial" w:eastAsia="Arial"/>
                 <w:sz w:val="21"/>
                 <w:szCs w:val="21"/>
               </w:rPr>
@@ -381,14 +381,14 @@
             <w:pPr>
               <w:ind w:left="3"/>
               <w:rPr>
-                <w:rFonts w:ascii="Arial" w:hAnsi="Arial" w:cs="Arial"/>
+                <w:rFonts w:ascii="Arial" w:hAnsi="Arial" w:cs="Arial" w:eastAsia="Arial"/>
                 <w:sz w:val="21"/>
                 <w:szCs w:val="21"/>
               </w:rPr>
             </w:pPr>
             <w:r>
               <w:rPr>
-                <w:rFonts w:ascii="Arial" w:eastAsia="Arial" w:hAnsi="Arial" w:cs="Arial"/>
+                <w:rFonts w:ascii="Arial" w:hAnsi="Arial" w:cs="Arial" w:eastAsia="Arial"/>
                 <w:b/>
                 <w:sz w:val="21"/>
                 <w:szCs w:val="21"/>
@@ -410,7 +410,7 @@
           <w:p>
             <w:pPr>
               <w:rPr>
-                <w:rFonts w:ascii="Arial" w:hAnsi="Arial" w:cs="Arial"/>
+                <w:rFonts w:ascii="Arial" w:hAnsi="Arial" w:cs="Arial" w:eastAsia="Arial"/>
                 <w:sz w:val="21"/>
                 <w:szCs w:val="21"/>
               </w:rPr>
@@ -418,7 +418,7 @@
             <w:proofErr w:type="spellStart"/>
             <w:r>
               <w:rPr>
-                <w:rFonts w:ascii="Arial" w:eastAsia="Arial" w:hAnsi="Arial" w:cs="Arial"/>
+                <w:rFonts w:ascii="Arial" w:hAnsi="Arial" w:cs="Arial" w:eastAsia="Arial"/>
                 <w:sz w:val="21"/>
                 <w:szCs w:val="21"/>
               </w:rPr>
@@ -427,7 +427,7 @@
             <w:proofErr w:type="spellEnd"/>
             <w:r>
               <w:rPr>
-                <w:rFonts w:ascii="Arial" w:eastAsia="Arial" w:hAnsi="Arial" w:cs="Arial"/>
+                <w:rFonts w:ascii="Arial" w:hAnsi="Arial" w:cs="Arial" w:eastAsia="Arial"/>
                 <w:sz w:val="21"/>
                 <w:szCs w:val="21"/>
               </w:rPr>
@@ -452,10 +452,10 @@
   <w:docDefaults>
     <w:rPrDefault>
       <w:rPr>
-        <w:rFonts w:asciiTheme="minorHAnsi" w:eastAsiaTheme="minorEastAsia" w:hAnsiTheme="minorHAnsi" w:cstheme="minorBidi"/>
+        <w:rFonts w:ascii="Arial" w:hAnsi="Arial" w:cs="Arial" w:eastAsia="Arial"/>
         <w:kern w:val="2"/>
-        <w:sz w:val="24"/>
-        <w:szCs w:val="24"/>
+        <w:sz w:val="21"/>
+        <w:szCs w:val="21"/>
         <w:lang w:val="en-IN" w:eastAsia="en-IN" w:bidi="ar-SA"/>
         <w14:ligatures w14:val="standardContextual"/>
       </w:rPr>
@@ -851,9 +851,9 @@
       <w:spacing w:line="259" w:lineRule="auto"/>
     </w:pPr>
     <w:rPr>
-      <w:rFonts w:ascii="Calibri" w:eastAsia="Calibri" w:hAnsi="Calibri" w:cs="Calibri"/>
+      <w:rFonts w:ascii="Arial" w:hAnsi="Arial" w:cs="Arial" w:eastAsia="Arial"/>
       <w:color w:val="000000"/>
-      <w:sz w:val="22"/>
+      <w:sz w:val="21"/>
     </w:rPr>
   </w:style>
   <w:style w:type="character" w:default="1" w:styleId="DefaultParagraphFont">
